--- a/docs/hlgx_summary_report.docx
+++ b/docs/hlgx_summary_report.docx
@@ -119,7 +119,7 @@
         <w:rPr>
           <w:b/>
         </w:rPr>
-        <w:t>v2.3.13</w:t>
+        <w:t>v2.3.14</w:t>
       </w:r>
       <w:r>
         <w:t>(2026-08-27)</w:t>
@@ -4352,6 +4352,93 @@
       </w:pPr>
       <w:r>
         <w:t>全部 37 种新增物质补齐 ≤10 字、不暴露类别的性质简介;分了个类题库自动跟随</w:t>
+      </w:r>
+    </w:p>
+    <w:p>
+      <w:pPr>
+        <w:pStyle w:val="Heading3"/>
+      </w:pPr>
+      <w:r>
+        <w:t>v2.3.14(2026-09-05)</w:t>
+      </w:r>
+    </w:p>
+    <w:p>
+      <w:r>
+        <w:rPr>
+          <w:i/>
+          <w:color w:val="666666"/>
+        </w:rPr>
+        <w:t>更新贡献人:ps、小潘</w:t>
+      </w:r>
+    </w:p>
+    <w:p>
+      <w:r/>
+      <w:r>
+        <w:rPr>
+          <w:b/>
+        </w:rPr>
+        <w:t>手游棋盘居中修复 + 卡面可读性放大</w:t>
+      </w:r>
+      <w:r/>
+    </w:p>
+    <w:p>
+      <w:pPr>
+        <w:pStyle w:val="ListBullet"/>
+      </w:pPr>
+      <w:r/>
+      <w:r>
+        <w:rPr>
+          <w:b/>
+        </w:rPr>
+        <w:t>棋盘居中修复</w:t>
+      </w:r>
+      <w:r>
+        <w:t>:缩放改按「净内容宽」(卡牌实际外延)计算并水平居中——此前 boardW 含单侧 20px 布局余量, 缩放后整体左移溢出, 左右外侧卡离屏幕边界距离不相等; 现在左右各留 2px 对称</w:t>
+      </w:r>
+    </w:p>
+    <w:p>
+      <w:pPr>
+        <w:pStyle w:val="ListBullet"/>
+      </w:pPr>
+      <w:r/>
+      <w:r>
+        <w:rPr>
+          <w:b/>
+        </w:rPr>
+        <w:t>卡片稍稍增大</w:t>
+      </w:r>
+      <w:r>
+        <w:t>:缩放基准由「净宽+20px 余量」收紧为净宽, 卡面约放大 2%, 不溢出屏幕</w:t>
+      </w:r>
+    </w:p>
+    <w:p>
+      <w:pPr>
+        <w:pStyle w:val="ListBullet"/>
+      </w:pPr>
+      <w:r/>
+      <w:r>
+        <w:rPr>
+          <w:b/>
+        </w:rPr>
+        <w:t>卡面字体放大</w:t>
+      </w:r>
+      <w:r>
+        <w:t>:名称基准 10→13(有公式)/13.5→16.5(无公式), 公式字号梯度放缓(21/18/16/14/12)——改善「硅酸」类多字符公式明显小于「Ti」类短公式的问题</w:t>
+      </w:r>
+    </w:p>
+    <w:p>
+      <w:pPr>
+        <w:pStyle w:val="ListBullet"/>
+      </w:pPr>
+      <w:r/>
+      <w:r>
+        <w:rPr>
+          <w:b/>
+        </w:rPr>
+        <w:t>括号名称拆两行</w:t>
+      </w:r>
+      <w:r>
+        <w:t>:含全角括号的名称(如「酚醛树脂（电木）」)拆为主名+副名两行, 主名字数减半、字号翻倍(此前 8 字符整行被卡宽压到约 6px 不可读)</w:t>
       </w:r>
     </w:p>
     <w:sectPr>

--- a/docs/hlgx_summary_report.docx
+++ b/docs/hlgx_summary_report.docx
@@ -4439,6 +4439,58 @@
       </w:r>
       <w:r>
         <w:t>:含全角括号的名称(如「酚醛树脂（电木）」)拆为主名+副名两行, 主名字数减半、字号翻倍(此前 8 字符整行被卡宽压到约 6px 不可读)</w:t>
+      </w:r>
+    </w:p>
+    <w:p>
+      <w:pPr>
+        <w:pStyle w:val="Heading3"/>
+      </w:pPr>
+      <w:r>
+        <w:t>v2.3.15(2026-09-18)</w:t>
+      </w:r>
+    </w:p>
+    <w:p>
+      <w:r>
+        <w:rPr>
+          <w:i/>
+          <w:color w:val="666666"/>
+        </w:rPr>
+        <w:t>更新贡献人:ps</w:t>
+      </w:r>
+    </w:p>
+    <w:p>
+      <w:r/>
+      <w:r>
+        <w:rPr>
+          <w:b/>
+        </w:rPr>
+        <w:t>修复 v2.3.14 棋盘缩放重构引入的回归</w:t>
+      </w:r>
+      <w:r/>
+    </w:p>
+    <w:p>
+      <w:pPr>
+        <w:pStyle w:val="ListBullet"/>
+      </w:pPr>
+      <w:r>
+        <w:t>问题:game 为 ref 持有的可变对象, v2.3.14 把净宽计算放入 `useEffect [game]` —— 换难度/再来一局(`newGame()`)不会触发该 effect, 净宽停留旧局数值 → 棋盘不居中, 困难/挑战模式(棋盘更大)scale 偏大溢出屏幕需强制缩放</w:t>
+      </w:r>
+    </w:p>
+    <w:p>
+      <w:pPr>
+        <w:pStyle w:val="ListBullet"/>
+      </w:pPr>
+      <w:r>
+        <w:t>修复:净宽(含偏移)改为</w:t>
+      </w:r>
+      <w:r>
+        <w:rPr>
+          <w:b/>
+        </w:rPr>
+        <w:t>渲染期从 game.tiles 现算</w:t>
+      </w:r>
+      <w:r>
+        <w:t>(tiles 含已移除卡, 数值恒定), scale effect 依赖净宽数值 —— 换局/换难度/窗口变化均即时正确; 居中与对称边距逻辑不变</w:t>
       </w:r>
     </w:p>
     <w:sectPr>
